--- a/DAILY_REPORT_2026_07_02.docx
+++ b/DAILY_REPORT_2026_07_02.docx
@@ -36,7 +36,7 @@
         <w:t xml:space="preserve">Developer: </w:t>
       </w:r>
       <w:r>
-        <w:t xml:space="preserve">Kewin  |  </w:t>
+        <w:t xml:space="preserve">Melwin  |  </w:t>
       </w:r>
       <w:r>
         <w:rPr>
